--- a/downloads/许强-北京理工大学-数据分析实习生.docx
+++ b/downloads/许强-北京理工大学-数据分析实习生.docx
@@ -114,7 +114,7 @@
         <w:rPr>
           <w:rFonts w:ascii="Calibri" w:hAnsi="Calibri" w:eastAsia="微软雅黑"/>
           <w:color w:val="555E68"/>
-          <w:sz w:val="19"/>
+          <w:sz w:val="20"/>
         </w:rPr>
         <w:tab/>
         <w:t>2026.09 - 2028.06</w:t>
@@ -129,9 +129,9 @@
         <w:rPr>
           <w:rFonts w:ascii="Calibri" w:hAnsi="Calibri" w:eastAsia="微软雅黑"/>
           <w:b w:val="0"/>
-          <w:sz w:val="20"/>
+          <w:sz w:val="21"/>
         </w:rPr>
-        <w:t>人工智能与经济决策方向  |  非全日制，周末授课</w:t>
+        <w:t>研究方向：数据分析与商业模式方向  |  非全日制，周末授课</w:t>
       </w:r>
     </w:p>
     <w:p>
@@ -160,7 +160,7 @@
         <w:rPr>
           <w:rFonts w:ascii="Calibri" w:hAnsi="Calibri" w:eastAsia="微软雅黑"/>
           <w:color w:val="555E68"/>
-          <w:sz w:val="19"/>
+          <w:sz w:val="20"/>
         </w:rPr>
         <w:tab/>
         <w:t>2021.09 - 2025.06</w:t>
@@ -202,7 +202,7 @@
         <w:rPr>
           <w:rFonts w:ascii="Calibri" w:hAnsi="Calibri" w:eastAsia="微软雅黑"/>
         </w:rPr>
-        <w:t>掌握基础查询、条件筛选、JOIN 多表关联、GROUP BY 聚合及 CASE WHEN 条件统计，可完成数据提取与分组汇总。</w:t>
+        <w:t>掌握条件筛选、JOIN 多表关联、GROUP BY 聚合、CASE WHEN 条件统计，可提取和汇总数据。</w:t>
       </w:r>
     </w:p>
     <w:p>
@@ -223,13 +223,13 @@
           <w:rFonts w:ascii="Calibri" w:hAnsi="Calibri" w:eastAsia="微软雅黑"/>
           <w:b/>
         </w:rPr>
-        <w:t>Python 与 Excel：</w:t>
+        <w:t>Python：</w:t>
       </w:r>
       <w:r>
         <w:rPr>
           <w:rFonts w:ascii="Calibri" w:hAnsi="Calibri" w:eastAsia="微软雅黑"/>
         </w:rPr>
-        <w:t>掌握 Python 基础及 pandas 常用数据处理，支持 CSV/JSON 读写、缺失与重复检查、分组统计；掌握 Excel 常用函数、数据透视表与基础图表。</w:t>
+        <w:t>掌握基础语法与 pandas 常用操作，可完成 CSV/JSON 读写、缺失与重复检查、分组统计。</w:t>
       </w:r>
     </w:p>
     <w:p>
@@ -250,40 +250,13 @@
           <w:rFonts w:ascii="Calibri" w:hAnsi="Calibri" w:eastAsia="微软雅黑"/>
           <w:b/>
         </w:rPr>
-        <w:t>分析与表达：</w:t>
+        <w:t>Excel：</w:t>
       </w:r>
       <w:r>
         <w:rPr>
           <w:rFonts w:ascii="Calibri" w:hAnsi="Calibri" w:eastAsia="微软雅黑"/>
         </w:rPr>
-        <w:t>具备分类口径设计、描述性统计、用户反馈分析与评测结果复核经验；可将问题证据整理为分析结论、优化建议与后续验证指标。</w:t>
-      </w:r>
-    </w:p>
-    <w:p>
-      <w:pPr>
-        <w:keepLines/>
-        <w:spacing w:after="80"/>
-        <w:ind w:left="125" w:hanging="125"/>
-        <w:snapToGrid w:val="0"/>
-      </w:pPr>
-      <w:r>
-        <w:rPr>
-          <w:rFonts w:ascii="Calibri" w:hAnsi="Calibri" w:eastAsia="微软雅黑"/>
-        </w:rPr>
-        <w:t xml:space="preserve">• </w:t>
-      </w:r>
-      <w:r>
-        <w:rPr>
-          <w:rFonts w:ascii="Calibri" w:hAnsi="Calibri" w:eastAsia="微软雅黑"/>
-          <w:b/>
-        </w:rPr>
-        <w:t>英语与 AI 工具：</w:t>
-      </w:r>
-      <w:r>
-        <w:rPr>
-          <w:rFonts w:ascii="Calibri" w:hAnsi="Calibri" w:eastAsia="微软雅黑"/>
-        </w:rPr>
-        <w:t>CET-6 475 分、CET-4 516 分，可阅读英文资料；熟悉大模型应用、Prompt、RAG 与 Agent 基础，使用 AI 辅助数据处理和原型实现。</w:t>
+        <w:t>掌握常用函数、数据透视表与基础图表，可完成数据汇总、交叉统计及结果呈现。</w:t>
       </w:r>
     </w:p>
     <w:p>
@@ -324,7 +297,7 @@
         <w:rPr>
           <w:rFonts w:ascii="Calibri" w:hAnsi="Calibri" w:eastAsia="微软雅黑"/>
           <w:color w:val="555E68"/>
-          <w:sz w:val="19"/>
+          <w:sz w:val="20"/>
         </w:rPr>
         <w:tab/>
         <w:t>2026.08 - 2026.09</w:t>
@@ -332,14 +305,14 @@
     </w:p>
     <w:p>
       <w:pPr>
-        <w:spacing w:after="60"/>
+        <w:spacing w:after="80"/>
         <w:snapToGrid w:val="0"/>
       </w:pPr>
       <w:r>
         <w:rPr>
           <w:rFonts w:ascii="Calibri" w:hAnsi="Calibri" w:eastAsia="微软雅黑"/>
           <w:b w:val="0"/>
-          <w:sz w:val="19"/>
+          <w:sz w:val="20"/>
         </w:rPr>
         <w:t>个人项目  |  负责分析框架、分类规则与结果呈现，使用 AI 辅助实现</w:t>
       </w:r>
@@ -368,7 +341,20 @@
         <w:rPr>
           <w:rFonts w:ascii="Calibri" w:hAnsi="Calibri" w:eastAsia="微软雅黑"/>
         </w:rPr>
-        <w:t>通过 GitHub API 采集 Open WebUI Issues，剔除 PR 与身份字段，整理 156 条反馈的标题、状态、互动数据及源链接，形成可回溯台账。</w:t>
+        <w:t xml:space="preserve">通过 GitHub API 采集 Open WebUI Issues，剔除 PR 与身份字段，整理 </w:t>
+      </w:r>
+      <w:r>
+        <w:rPr>
+          <w:rFonts w:ascii="Calibri" w:hAnsi="Calibri" w:eastAsia="微软雅黑"/>
+          <w:b/>
+        </w:rPr>
+        <w:t>156 条反馈</w:t>
+      </w:r>
+      <w:r>
+        <w:rPr>
+          <w:rFonts w:ascii="Calibri" w:hAnsi="Calibri" w:eastAsia="微软雅黑"/>
+        </w:rPr>
+        <w:t>的标题、状态、互动数据及源链接，建立可回溯台账。</w:t>
       </w:r>
     </w:p>
     <w:p>
@@ -389,13 +375,39 @@
           <w:rFonts w:ascii="Calibri" w:hAnsi="Calibri" w:eastAsia="微软雅黑"/>
           <w:b/>
         </w:rPr>
-        <w:t>分类统计：</w:t>
+        <w:t>分析发现：</w:t>
       </w:r>
       <w:r>
         <w:rPr>
           <w:rFonts w:ascii="Calibri" w:hAnsi="Calibri" w:eastAsia="微软雅黑"/>
         </w:rPr>
-        <w:t>建立 9 类主题、3 类反馈类型的规则口径；识别模型/API 连接 45 条、界面流程 22 条、知识库/RAG 21 条，三类合计占样本 56.4%，明确重点复核方向。</w:t>
+        <w:t xml:space="preserve">建立 </w:t>
+      </w:r>
+      <w:r>
+        <w:rPr>
+          <w:rFonts w:ascii="Calibri" w:hAnsi="Calibri" w:eastAsia="微软雅黑"/>
+          <w:b/>
+        </w:rPr>
+        <w:t>9 类主题、3 类反馈类型</w:t>
+      </w:r>
+      <w:r>
+        <w:rPr>
+          <w:rFonts w:ascii="Calibri" w:hAnsi="Calibri" w:eastAsia="微软雅黑"/>
+        </w:rPr>
+        <w:t xml:space="preserve">的规则口径；模型/API 连接 45 条、界面流程 22 条、知识库/RAG 21 条，三类合计占样本 </w:t>
+      </w:r>
+      <w:r>
+        <w:rPr>
+          <w:rFonts w:ascii="Calibri" w:hAnsi="Calibri" w:eastAsia="微软雅黑"/>
+          <w:b/>
+        </w:rPr>
+        <w:t>56.4%</w:t>
+      </w:r>
+      <w:r>
+        <w:rPr>
+          <w:rFonts w:ascii="Calibri" w:hAnsi="Calibri" w:eastAsia="微软雅黑"/>
+        </w:rPr>
+        <w:t>，据此确定重点复核方向。</w:t>
       </w:r>
     </w:p>
     <w:p>
@@ -416,13 +428,13 @@
           <w:rFonts w:ascii="Calibri" w:hAnsi="Calibri" w:eastAsia="微软雅黑"/>
           <w:b/>
         </w:rPr>
-        <w:t>分析建议：</w:t>
+        <w:t>产品建议：</w:t>
       </w:r>
       <w:r>
         <w:rPr>
           <w:rFonts w:ascii="Calibri" w:hAnsi="Calibri" w:eastAsia="微软雅黑"/>
         </w:rPr>
-        <w:t>围绕连接与 RAG 链路提出连接自检、错误提示及任务进度展示建议；设计同类新增 Issue、任务成功率等后续验证指标，区分问题热度与业务影响。</w:t>
+        <w:t>针对连接与 RAG 链路提出连接自检、错误提示及任务进度展示建议；设计同类新增 Issue、任务成功率等后续验证指标，区分反馈热度与实际业务影响。</w:t>
       </w:r>
     </w:p>
     <w:p>
@@ -449,7 +461,20 @@
         <w:rPr>
           <w:rFonts w:ascii="Calibri" w:hAnsi="Calibri" w:eastAsia="微软雅黑"/>
         </w:rPr>
-        <w:t>交付反馈 CSV、主题统计图与交互分析工作台，支持主题／类型／状态筛选、源记录追溯及导出；从快照中的 51 条开放记录生成待复核清单。</w:t>
+        <w:t>交付反馈 CSV、主题统计图与</w:t>
+      </w:r>
+      <w:r>
+        <w:rPr>
+          <w:rFonts w:ascii="Calibri" w:hAnsi="Calibri" w:eastAsia="微软雅黑"/>
+          <w:b/>
+        </w:rPr>
+        <w:t>交互分析工作台</w:t>
+      </w:r>
+      <w:r>
+        <w:rPr>
+          <w:rFonts w:ascii="Calibri" w:hAnsi="Calibri" w:eastAsia="微软雅黑"/>
+        </w:rPr>
+        <w:t>，支持分类筛选、源记录追溯及导出；从快照中的 51 条开放记录生成待复核清单。</w:t>
       </w:r>
     </w:p>
     <w:p>
@@ -458,7 +483,7 @@
         <w:tabs>
           <w:tab w:pos="10091" w:val="right"/>
         </w:tabs>
-        <w:spacing w:after="40"/>
+        <w:spacing w:after="40" w:before="140"/>
         <w:snapToGrid w:val="0"/>
       </w:pPr>
       <w:r>
@@ -478,7 +503,7 @@
         <w:rPr>
           <w:rFonts w:ascii="Calibri" w:hAnsi="Calibri" w:eastAsia="微软雅黑"/>
           <w:color w:val="555E68"/>
-          <w:sz w:val="19"/>
+          <w:sz w:val="20"/>
         </w:rPr>
         <w:tab/>
         <w:t>2026.08 - 2026.09</w:t>
@@ -486,14 +511,14 @@
     </w:p>
     <w:p>
       <w:pPr>
-        <w:spacing w:after="60"/>
+        <w:spacing w:after="80"/>
         <w:snapToGrid w:val="0"/>
       </w:pPr>
       <w:r>
         <w:rPr>
           <w:rFonts w:ascii="Calibri" w:hAnsi="Calibri" w:eastAsia="微软雅黑"/>
           <w:b w:val="0"/>
-          <w:sz w:val="19"/>
+          <w:sz w:val="20"/>
         </w:rPr>
         <w:t>个人项目  |  负责评测设计、样本整理与问题分析，使用 AI 辅助评审</w:t>
       </w:r>
@@ -522,7 +547,33 @@
         <w:rPr>
           <w:rFonts w:ascii="Calibri" w:hAnsi="Calibri" w:eastAsia="微软雅黑"/>
         </w:rPr>
-        <w:t>围绕指令遵循、事实与时效、推理计算等 8 个维度设计 48 条评测用例，明确风险与验收标准，为后续模型输出复核及版本回归建立一致口径。</w:t>
+        <w:t xml:space="preserve">围绕指令遵循、事实与时效、推理计算等 </w:t>
+      </w:r>
+      <w:r>
+        <w:rPr>
+          <w:rFonts w:ascii="Calibri" w:hAnsi="Calibri" w:eastAsia="微软雅黑"/>
+          <w:b/>
+        </w:rPr>
+        <w:t>8 个维度</w:t>
+      </w:r>
+      <w:r>
+        <w:rPr>
+          <w:rFonts w:ascii="Calibri" w:hAnsi="Calibri" w:eastAsia="微软雅黑"/>
+        </w:rPr>
+        <w:t xml:space="preserve">设计 </w:t>
+      </w:r>
+      <w:r>
+        <w:rPr>
+          <w:rFonts w:ascii="Calibri" w:hAnsi="Calibri" w:eastAsia="微软雅黑"/>
+          <w:b/>
+        </w:rPr>
+        <w:t>48 条待执行用例</w:t>
+      </w:r>
+      <w:r>
+        <w:rPr>
+          <w:rFonts w:ascii="Calibri" w:hAnsi="Calibri" w:eastAsia="微软雅黑"/>
+        </w:rPr>
+        <w:t>，明确风险与验收标准，为后续模型输出复核及版本回归建立一致口径。</w:t>
       </w:r>
     </w:p>
     <w:p>
@@ -549,7 +600,46 @@
         <w:rPr>
           <w:rFonts w:ascii="Calibri" w:hAnsi="Calibri" w:eastAsia="微软雅黑"/>
         </w:rPr>
-        <w:t>整理 120 条 LMArena 偏好记录；对其中 3 组提示词的 6 条历史回复开展 AI 辅助评审，识别 4 条候选 Bad Case，记录语言、推理前提及歧义处理问题。</w:t>
+        <w:t xml:space="preserve">整理 </w:t>
+      </w:r>
+      <w:r>
+        <w:rPr>
+          <w:rFonts w:ascii="Calibri" w:hAnsi="Calibri" w:eastAsia="微软雅黑"/>
+          <w:b/>
+        </w:rPr>
+        <w:t>120 条</w:t>
+      </w:r>
+      <w:r>
+        <w:rPr>
+          <w:rFonts w:ascii="Calibri" w:hAnsi="Calibri" w:eastAsia="微软雅黑"/>
+        </w:rPr>
+        <w:t xml:space="preserve"> LMArena 历史偏好记录；对 3 组提示词的 </w:t>
+      </w:r>
+      <w:r>
+        <w:rPr>
+          <w:rFonts w:ascii="Calibri" w:hAnsi="Calibri" w:eastAsia="微软雅黑"/>
+          <w:b/>
+        </w:rPr>
+        <w:t>6 条历史回复</w:t>
+      </w:r>
+      <w:r>
+        <w:rPr>
+          <w:rFonts w:ascii="Calibri" w:hAnsi="Calibri" w:eastAsia="微软雅黑"/>
+        </w:rPr>
+        <w:t xml:space="preserve">开展 AI 辅助评审，识别 </w:t>
+      </w:r>
+      <w:r>
+        <w:rPr>
+          <w:rFonts w:ascii="Calibri" w:hAnsi="Calibri" w:eastAsia="微软雅黑"/>
+          <w:b/>
+        </w:rPr>
+        <w:t>4 条候选 Bad Case</w:t>
+      </w:r>
+      <w:r>
+        <w:rPr>
+          <w:rFonts w:ascii="Calibri" w:hAnsi="Calibri" w:eastAsia="微软雅黑"/>
+        </w:rPr>
+        <w:t>，记录语言、推理前提及歧义处理问题。</w:t>
       </w:r>
     </w:p>
     <w:p>
@@ -570,13 +660,53 @@
           <w:rFonts w:ascii="Calibri" w:hAnsi="Calibri" w:eastAsia="微软雅黑"/>
           <w:b/>
         </w:rPr>
-        <w:t>证据与建议：</w:t>
+        <w:t>成果交付：</w:t>
       </w:r>
       <w:r>
         <w:rPr>
           <w:rFonts w:ascii="Calibri" w:hAnsi="Calibri" w:eastAsia="微软雅黑"/>
         </w:rPr>
         <w:t>保留完整回复、逐维评分依据及修改建议，交付评分 CSV、PRD 与交互工作台；支持回复对比、问题筛选和导出，候选结论留待人工复核。</w:t>
+      </w:r>
+    </w:p>
+    <w:p>
+      <w:pPr>
+        <w:pStyle w:val="Heading1"/>
+        <w:snapToGrid w:val="0"/>
+      </w:pPr>
+      <w:r>
+        <w:rPr>
+          <w:rFonts w:ascii="Calibri" w:hAnsi="Calibri" w:eastAsia="微软雅黑"/>
+        </w:rPr>
+        <w:t>补充能力</w:t>
+      </w:r>
+    </w:p>
+    <w:p>
+      <w:pPr>
+        <w:spacing w:after="40"/>
+        <w:snapToGrid w:val="0"/>
+      </w:pPr>
+      <w:r>
+        <w:rPr>
+          <w:rFonts w:ascii="Calibri" w:hAnsi="Calibri" w:eastAsia="微软雅黑"/>
+          <w:b w:val="0"/>
+          <w:sz w:val="21"/>
+        </w:rPr>
+        <w:t>英语：CET-6 475 分、CET-4 516 分，可阅读英文资料。</w:t>
+      </w:r>
+    </w:p>
+    <w:p>
+      <w:pPr>
+        <w:spacing w:after="0"/>
+        <w:snapToGrid w:val="0"/>
+      </w:pPr>
+      <w:r>
+        <w:rPr>
+          <w:rFonts w:ascii="Calibri" w:hAnsi="Calibri" w:eastAsia="微软雅黑"/>
+          <w:b w:val="0"/>
+          <w:sz w:val="21"/>
+        </w:rPr>
+        <w:t>AI 工具：了解 Prompt、RAG 与 Agent 基础，使用 AI 辅助数据处理、原型实现与结果复核。</w:t>
       </w:r>
     </w:p>
     <w:sectPr>
@@ -953,12 +1083,12 @@
     <w:qFormat/>
     <w:rsid w:val="00FC693F"/>
     <w:pPr>
-      <w:spacing w:line="280" w:lineRule="exact" w:after="60"/>
+      <w:spacing w:line="310" w:lineRule="exact" w:after="60"/>
     </w:pPr>
     <w:rPr>
       <w:rFonts w:ascii="Calibri" w:hAnsi="Calibri" w:eastAsia="微软雅黑"/>
       <w:color w:val="20252B"/>
-      <w:sz w:val="21"/>
+      <w:sz w:val="22"/>
     </w:rPr>
   </w:style>
   <w:style w:type="paragraph" w:styleId="Header">
@@ -1028,7 +1158,7 @@
     <w:pPr>
       <w:keepNext/>
       <w:keepLines/>
-      <w:spacing w:before="180" w:after="80" w:line="340" w:lineRule="exact"/>
+      <w:spacing w:before="200" w:after="80" w:line="340" w:lineRule="exact"/>
       <w:outlineLvl w:val="0"/>
     </w:pPr>
     <w:rPr>
@@ -1330,7 +1460,7 @@
       <w:color w:val="000000"/>
       <w:spacing w:val="5"/>
       <w:kern w:val="28"/>
-      <w:sz w:val="52"/>
+      <w:sz w:val="48"/>
       <w:szCs w:val="52"/>
     </w:rPr>
   </w:style>
